--- a/docs/Medra_PRD_v2.0.docx
+++ b/docs/Medra_PRD_v2.0.docx
@@ -18871,6 +18871,68 @@
       </w:pPr>
       <w:r>
         <w:t xml:space="preserve"/>
+      </w:r>
+    </w:p>
+    <w:p>
+      <w:pPr>
+        <w:pBdr>
+          <w:left w:val="single" w:color="2E8B9E" w:sz="18" w:space="12"/>
+        </w:pBdr>
+        <w:shd w:fill="EAF1F5" w:color="auto" w:val="clear"/>
+        <w:spacing w:after="80" w:before="80"/>
+        <w:ind w:left="360"/>
+      </w:pPr>
+      <w:r>
+        <w:rPr>
+          <w:b/>
+          <w:bCs/>
+          <w:i/>
+          <w:iCs/>
+          <w:color w:val="333333"/>
+        </w:rPr>
+        <w:t xml:space="preserve">Applied 10 August 2026.</w:t>
+      </w:r>
+      <w:r>
+        <w:rPr>
+          <w:i/>
+          <w:iCs/>
+          <w:color w:val="333333"/>
+        </w:rPr>
+        <w:t xml:space="preserve"> All of row A is done. </w:t>
+      </w:r>
+      <w:r>
+        <w:rPr>
+          <w:rFonts w:ascii="Consolas" w:cs="Consolas" w:eastAsia="Consolas" w:hAnsi="Consolas"/>
+          <w:i/>
+          <w:iCs/>
+          <w:color w:val="333333"/>
+        </w:rPr>
+        <w:t xml:space="preserve">health_fact()</w:t>
+      </w:r>
+      <w:r>
+        <w:rPr>
+          <w:i/>
+          <w:iCs/>
+          <w:color w:val="333333"/>
+        </w:rPr>
+        <w:t xml:space="preserve"> is a shared primitive in </w:t>
+      </w:r>
+      <w:r>
+        <w:rPr>
+          <w:rFonts w:ascii="Consolas" w:cs="Consolas" w:eastAsia="Consolas" w:hAnsi="Consolas"/>
+          <w:i/>
+          <w:iCs/>
+          <w:color w:val="333333"/>
+        </w:rPr>
+        <w:t xml:space="preserve">medra_ui.py</w:t>
+      </w:r>
+      <w:r>
+        <w:rPr>
+          <w:i/>
+          <w:iCs/>
+          <w:color w:val="333333"/>
+        </w:rPr>
+        <w:t xml:space="preserve">, so the member, doctor and organisation modules render provenance identically and the label genuinely travels with the value rather than being re-implemented per screen.</w:t>
       </w:r>
     </w:p>
     <w:p>
